--- a/template.docx
+++ b/template.docx
@@ -32,7 +32,7 @@
           <w:sz w:val="44"/>
           <w:szCs w:val="32"/>
         </w:rPr>
-        <w:t>{{TargetPosition}}</w:t>
+        <w:t>{{AppliedPosition}}</w:t>
       </w:r>
       <w:r>
         <w:rPr>
@@ -336,12 +336,8 @@
       <w:r>
         <w:t>本报告为{{CandidateName}}应聘{{AppliedPosition}}的单人面试评估专项报告，围绕</w:t>
       </w:r>
-      <w:r>
-        <w:rPr>
-          <w:rFonts w:hint="eastAsia"/>
-        </w:rPr>
-        <w:t>{{TargetPosition}}</w:t>
-      </w:r>
+      <w:bookmarkStart w:id="28" w:name="_GoBack"/>
+      <w:bookmarkEnd w:id="28"/>
       <w:r>
         <w:rPr>
           <w:rFonts w:hint="eastAsia"/>
@@ -363,8 +359,8 @@
           <w:cols w:space="720" w:num="1"/>
         </w:sectPr>
       </w:pPr>
-      <w:bookmarkStart w:id="2" w:name="heading_1"/>
-      <w:bookmarkStart w:id="3" w:name="_Toc9837"/>
+      <w:bookmarkStart w:id="2" w:name="_Toc9837"/>
+      <w:bookmarkStart w:id="3" w:name="heading_1"/>
     </w:p>
     <w:p>
       <w:pPr>
@@ -2756,8 +2752,6 @@
               </w:rPr>
               <w:t>_AI</w:t>
             </w:r>
-            <w:bookmarkStart w:id="28" w:name="_GoBack"/>
-            <w:bookmarkEnd w:id="28"/>
             <w:r>
               <w:rPr>
                 <w:rFonts w:hint="eastAsia"/>
@@ -5161,22 +5155,6 @@
                       <a:ln w="6350">
                         <a:noFill/>
                       </a:ln>
-                      <a:extLst>
-                        <a:ext uri="{909E8E84-426E-40DD-AFC4-6F175D3DCCD1}">
-                          <a14:hiddenFill xmlns:a14="http://schemas.microsoft.com/office/drawing/2010/main">
-                            <a:solidFill>
-                              <a:schemeClr val="lt1"/>
-                            </a:solidFill>
-                          </a14:hiddenFill>
-                        </a:ext>
-                        <a:ext uri="{91240B29-F687-4F45-9708-019B960494DF}">
-                          <a14:hiddenLine xmlns:a14="http://schemas.microsoft.com/office/drawing/2010/main" w="6350">
-                            <a:solidFill>
-                              <a:prstClr val="black"/>
-                            </a:solidFill>
-                          </a14:hiddenLine>
-                        </a:ext>
-                      </a:extLst>
                     </wps:spPr>
                     <wps:style>
                       <a:lnRef idx="0">
@@ -5265,7 +5243,7 @@
         </mc:Choice>
         <mc:Fallback>
           <w:pict>
-            <v:shape id="_x0000_s1026" o:spid="_x0000_s1026" o:spt="202" type="#_x0000_t202" style="position:absolute;left:0pt;margin-top:0pt;height:144pt;width:144pt;mso-position-horizontal:center;mso-position-horizontal-relative:margin;mso-wrap-style:none;z-index:251659264;mso-width-relative:page;mso-height-relative:page;" filled="f" stroked="f" coordsize="21600,21600" o:gfxdata="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">
+            <v:shape id="_x0000_s1026" o:spid="_x0000_s1026" o:spt="202" type="#_x0000_t202" style="position:absolute;left:0pt;margin-top:0pt;height:144pt;width:144pt;mso-position-horizontal:center;mso-position-horizontal-relative:margin;mso-wrap-style:none;z-index:251659264;mso-width-relative:page;mso-height-relative:page;" filled="f" stroked="f" coordsize="21600,21600" o:gfxdata="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">
               <v:fill on="f" focussize="0,0"/>
               <v:stroke on="f" weight="0.5pt"/>
               <v:imagedata o:title=""/>

--- a/template.docx
+++ b/template.docx
@@ -336,8 +336,6 @@
       <w:r>
         <w:t>本报告为{{CandidateName}}应聘{{AppliedPosition}}的单人面试评估专项报告，围绕</w:t>
       </w:r>
-      <w:bookmarkStart w:id="28" w:name="_GoBack"/>
-      <w:bookmarkEnd w:id="28"/>
       <w:r>
         <w:rPr>
           <w:rFonts w:hint="eastAsia"/>
@@ -359,8 +357,8 @@
           <w:cols w:space="720" w:num="1"/>
         </w:sectPr>
       </w:pPr>
-      <w:bookmarkStart w:id="2" w:name="_Toc9837"/>
-      <w:bookmarkStart w:id="3" w:name="heading_1"/>
+      <w:bookmarkStart w:id="2" w:name="heading_1"/>
+      <w:bookmarkStart w:id="3" w:name="_Toc9837"/>
     </w:p>
     <w:p>
       <w:pPr>
@@ -982,7 +980,7 @@
               <w:rPr>
                 <w:b w:val="0"/>
               </w:rPr>
-              <w:t>/{{Has</w:t>
+              <w:t>/{{</w:t>
             </w:r>
             <w:r>
               <w:rPr>
@@ -996,7 +994,21 @@
               <w:rPr>
                 <w:b w:val="0"/>
               </w:rPr>
-              <w:t>Exp}}</w:t>
+              <w:t>Exp</w:t>
+            </w:r>
+            <w:r>
+              <w:rPr>
+                <w:rFonts w:hint="eastAsia"/>
+                <w:b w:val="0"/>
+                <w:lang w:val="en-US" w:eastAsia="zh-CN"/>
+              </w:rPr>
+              <w:t>:指在目标岗位工作的年限</w:t>
+            </w:r>
+            <w:r>
+              <w:rPr>
+                <w:b w:val="0"/>
+              </w:rPr>
+              <w:t>}}</w:t>
             </w:r>
           </w:p>
         </w:tc>
@@ -1330,7 +1342,20 @@
         <w:rPr>
           <w:rFonts w:hint="eastAsia"/>
         </w:rPr>
-        <w:t>{{ResumeHighlights}}</w:t>
+        <w:t>{{ResumeHighlights</w:t>
+      </w:r>
+      <w:r>
+        <w:rPr>
+          <w:rFonts w:hint="eastAsia"/>
+          <w:lang w:val="en-US" w:eastAsia="zh-CN"/>
+        </w:rPr>
+        <w:t>:用连续的一段文字表述，而不是分点</w:t>
+      </w:r>
+      <w:r>
+        <w:rPr>
+          <w:rFonts w:hint="eastAsia"/>
+        </w:rPr>
+        <w:t>}}</w:t>
       </w:r>
       <w:r>
         <w:rPr>
@@ -1356,7 +1381,17 @@
         <w:t>简历信息核实：</w:t>
       </w:r>
       <w:r>
-        <w:t>{{VerificationDetails}}</w:t>
+        <w:t>{{VerificationDetails</w:t>
+      </w:r>
+      <w:r>
+        <w:rPr>
+          <w:rFonts w:hint="eastAsia"/>
+          <w:lang w:val="en-US" w:eastAsia="zh-CN"/>
+        </w:rPr>
+        <w:t>:用连续的一段文字表述，而不是分点</w:t>
+      </w:r>
+      <w:r>
+        <w:t>}}</w:t>
       </w:r>
       <w:r>
         <w:rPr>
@@ -1382,7 +1417,17 @@
         <w:t>简历初筛结论：</w:t>
       </w:r>
       <w:r>
-        <w:t>{{PreScreeningResult}}</w:t>
+        <w:t>{{PreScreeningResult</w:t>
+      </w:r>
+      <w:r>
+        <w:rPr>
+          <w:rFonts w:hint="eastAsia"/>
+          <w:lang w:val="en-US" w:eastAsia="zh-CN"/>
+        </w:rPr>
+        <w:t>:用连续的一段文字表述，而不是分点</w:t>
+      </w:r>
+      <w:r>
+        <w:t>}}</w:t>
       </w:r>
       <w:r>
         <w:rPr>
@@ -1408,7 +1453,17 @@
         <w:t>初筛核心依据：</w:t>
       </w:r>
       <w:r>
-        <w:t>{{PreScreeningReason}}。</w:t>
+        <w:t>{{PreScreeningReason</w:t>
+      </w:r>
+      <w:r>
+        <w:rPr>
+          <w:rFonts w:hint="eastAsia"/>
+          <w:lang w:val="en-US" w:eastAsia="zh-CN"/>
+        </w:rPr>
+        <w:t>:用连续的一段文字表述，而不是分点</w:t>
+      </w:r>
+      <w:r>
+        <w:t>}}。</w:t>
       </w:r>
     </w:p>
     <w:p>
@@ -2879,10 +2934,12 @@
     <w:p>
       <w:pPr>
         <w:bidi w:val="0"/>
+        <w:ind w:left="0" w:leftChars="0" w:firstLine="0" w:firstLineChars="0"/>
         <w:jc w:val="center"/>
         <w:rPr>
-          <w:rFonts w:ascii="Arial" w:hAnsi="Arial" w:eastAsia="等线" w:cs="Arial"/>
+          <w:rFonts w:hint="default" w:ascii="Arial" w:hAnsi="Arial" w:eastAsia="等线" w:cs="Arial"/>
           <w:sz w:val="22"/>
+          <w:lang w:val="en-US"/>
         </w:rPr>
       </w:pPr>
       <w:r>
@@ -2890,7 +2947,7 @@
           <w:rFonts w:hint="eastAsia"/>
           <w:lang w:val="en-US" w:eastAsia="zh-CN"/>
         </w:rPr>
-        <w:t>[[RadarChart]]</w:t>
+        <w:t>[[Chart_Radar:这张图的宽度约为6英尺，要注意字号不要太小或太大，也不要让图注挡到图的内容]]</w:t>
       </w:r>
     </w:p>
     <w:p>
@@ -2946,16 +3003,25 @@
         <w:jc w:val="center"/>
         <w:textAlignment w:val="auto"/>
         <w:rPr>
-          <w:rFonts w:hint="eastAsia" w:eastAsia="等线"/>
-          <w:lang w:eastAsia="zh-CN"/>
-        </w:rPr>
-      </w:pPr>
-      <w:r>
-        <w:rPr>
-          <w:rFonts w:hint="eastAsia"/>
+          <w:rFonts w:hint="default" w:eastAsia="等线"/>
           <w:lang w:val="en-US" w:eastAsia="zh-CN"/>
         </w:rPr>
-        <w:t>[[BarChart]]</w:t>
+      </w:pPr>
+      <w:r>
+        <w:rPr>
+          <w:rFonts w:hint="eastAsia"/>
+          <w:lang w:val="en-US" w:eastAsia="zh-CN"/>
+        </w:rPr>
+        <w:t>[[Chart_</w:t>
+      </w:r>
+      <w:bookmarkStart w:id="28" w:name="_GoBack"/>
+      <w:bookmarkEnd w:id="28"/>
+      <w:r>
+        <w:rPr>
+          <w:rFonts w:hint="eastAsia"/>
+          <w:lang w:val="en-US" w:eastAsia="zh-CN"/>
+        </w:rPr>
+        <w:t>Bar:这张图的宽度约为6英尺，要注意字号不要太小或太大，也不要让图注挡到图的内容]]</w:t>
       </w:r>
     </w:p>
     <w:p>
@@ -3184,7 +3250,7 @@
           <w:rFonts w:hint="eastAsia"/>
           <w:lang w:val="en-US" w:eastAsia="zh-CN"/>
         </w:rPr>
-        <w:t>{{</w:t>
+        <w:t>主要为{{</w:t>
       </w:r>
       <w:r>
         <w:t>StrengthDimensions</w:t>
@@ -3211,7 +3277,7 @@
           <w:rFonts w:hint="eastAsia"/>
           <w:lang w:val="en-US" w:eastAsia="zh-CN"/>
         </w:rPr>
-        <w:t>{{</w:t>
+        <w:t>主要为{{</w:t>
       </w:r>
       <w:r>
         <w:t>WeakDimensions</w:t>
@@ -3229,96 +3295,6 @@
           <w:lang w:eastAsia="zh-CN"/>
         </w:rPr>
         <w:t>；</w:t>
-      </w:r>
-    </w:p>
-    <w:p>
-      <w:pPr>
-        <w:numPr>
-          <w:ilvl w:val="0"/>
-          <w:numId w:val="3"/>
-        </w:numPr>
-        <w:bidi w:val="0"/>
-        <w:ind w:left="0" w:leftChars="0" w:firstLine="482" w:firstLineChars="200"/>
-      </w:pPr>
-      <w:r>
-        <w:rPr>
-          <w:b/>
-          <w:bCs/>
-        </w:rPr>
-        <w:t>评分一致性</w:t>
-      </w:r>
-      <w:r>
-        <w:rPr>
-          <w:b w:val="0"/>
-          <w:bCs w:val="0"/>
-        </w:rPr>
-        <w:t>：面试官与智能评分</w:t>
-      </w:r>
-      <w:r>
-        <w:rPr>
-          <w:rFonts w:hint="eastAsia"/>
-          <w:b w:val="0"/>
-          <w:bCs w:val="0"/>
-          <w:lang w:eastAsia="zh-CN"/>
-        </w:rPr>
-        <w:t>[[</w:t>
-      </w:r>
-      <w:r>
-        <w:rPr>
-          <w:b w:val="0"/>
-          <w:bCs w:val="0"/>
-        </w:rPr>
-        <w:t>ScoreConsistency</w:t>
-      </w:r>
-      <w:r>
-        <w:rPr>
-          <w:rFonts w:hint="eastAsia"/>
-          <w:b w:val="0"/>
-          <w:bCs w:val="0"/>
-          <w:lang w:eastAsia="zh-CN"/>
-        </w:rPr>
-        <w:t>]]</w:t>
-      </w:r>
-      <w:r>
-        <w:rPr>
-          <w:b w:val="0"/>
-          <w:bCs w:val="0"/>
-        </w:rPr>
-        <w:t>，</w:t>
-      </w:r>
-      <w:r>
-        <w:rPr>
-          <w:rFonts w:hint="eastAsia"/>
-          <w:b w:val="0"/>
-          <w:bCs w:val="0"/>
-          <w:lang w:eastAsia="zh-CN"/>
-        </w:rPr>
-        <w:t>[[</w:t>
-      </w:r>
-      <w:r>
-        <w:rPr>
-          <w:rFonts w:hint="default"/>
-          <w:b w:val="0"/>
-          <w:bCs w:val="0"/>
-          <w:lang w:val="en-US" w:eastAsia="zh-CN"/>
-        </w:rPr>
-        <w:t>ConsistencyReason</w:t>
-      </w:r>
-      <w:r>
-        <w:rPr>
-          <w:rFonts w:hint="eastAsia"/>
-          <w:b w:val="0"/>
-          <w:bCs w:val="0"/>
-          <w:lang w:eastAsia="zh-CN"/>
-        </w:rPr>
-        <w:t>]]</w:t>
-      </w:r>
-      <w:r>
-        <w:rPr>
-          <w:rFonts w:hint="eastAsia"/>
-          <w:lang w:eastAsia="zh-CN"/>
-        </w:rPr>
-        <w:t>。</w:t>
       </w:r>
     </w:p>
     <w:p>
@@ -4434,7 +4410,27 @@
         </w:rPr>
       </w:pPr>
       <w:r>
-        <w:t>候选人综合平均分为{{TotalAvgScore}}，评估等级{{FinalGrade</w:t>
+        <w:t>候选人综合平均分为</w:t>
+      </w:r>
+      <w:r>
+        <w:rPr>
+          <w:rFonts w:hint="eastAsia"/>
+          <w:lang w:val="en-US" w:eastAsia="zh-CN"/>
+        </w:rPr>
+        <w:t>[[Score_</w:t>
+      </w:r>
+      <w:r>
+        <w:t>TotalAvg</w:t>
+      </w:r>
+      <w:r>
+        <w:rPr>
+          <w:rFonts w:hint="eastAsia"/>
+          <w:lang w:val="en-US" w:eastAsia="zh-CN"/>
+        </w:rPr>
+        <w:t>]]</w:t>
+      </w:r>
+      <w:r>
+        <w:t>，评估等级{{FinalGrade</w:t>
       </w:r>
       <w:r>
         <w:rPr>
@@ -4991,9 +4987,19 @@
             <w:r>
               <w:rPr>
                 <w:rFonts w:hint="eastAsia"/>
-                <w:b w:val="0"/>
-              </w:rPr>
-              <w:t>{{TotalAvgScore}}</w:t>
+                <w:lang w:val="en-US" w:eastAsia="zh-CN"/>
+              </w:rPr>
+              <w:t>[[Score_</w:t>
+            </w:r>
+            <w:r>
+              <w:t>TotalAvg</w:t>
+            </w:r>
+            <w:r>
+              <w:rPr>
+                <w:rFonts w:hint="eastAsia"/>
+                <w:lang w:val="en-US" w:eastAsia="zh-CN"/>
+              </w:rPr>
+              <w:t>]]</w:t>
             </w:r>
           </w:p>
         </w:tc>
@@ -5730,8 +5736,8 @@
     <w:lsdException w:unhideWhenUsed="0" w:uiPriority="0" w:semiHidden="0" w:name="Normal Indent"/>
     <w:lsdException w:unhideWhenUsed="0" w:uiPriority="0" w:semiHidden="0" w:name="footnote text"/>
     <w:lsdException w:unhideWhenUsed="0" w:uiPriority="0" w:semiHidden="0" w:name="annotation text"/>
-    <w:lsdException w:unhideWhenUsed="0" w:uiPriority="0" w:semiHidden="0" w:name="header"/>
-    <w:lsdException w:unhideWhenUsed="0" w:uiPriority="0" w:semiHidden="0" w:name="footer"/>
+    <w:lsdException w:qFormat="1" w:unhideWhenUsed="0" w:uiPriority="0" w:semiHidden="0" w:name="header"/>
+    <w:lsdException w:qFormat="1" w:unhideWhenUsed="0" w:uiPriority="0" w:semiHidden="0" w:name="footer"/>
     <w:lsdException w:unhideWhenUsed="0" w:uiPriority="0" w:semiHidden="0" w:name="index heading"/>
     <w:lsdException w:qFormat="1" w:uiPriority="0" w:name="caption"/>
     <w:lsdException w:unhideWhenUsed="0" w:uiPriority="0" w:semiHidden="0" w:name="table of figures"/>
@@ -6268,6 +6274,7 @@
   <w:style w:type="paragraph" w:styleId="13">
     <w:name w:val="footer"/>
     <w:basedOn w:val="1"/>
+    <w:qFormat/>
     <w:uiPriority w:val="0"/>
     <w:pPr>
       <w:tabs>
@@ -6284,6 +6291,7 @@
   <w:style w:type="paragraph" w:styleId="14">
     <w:name w:val="header"/>
     <w:basedOn w:val="1"/>
+    <w:qFormat/>
     <w:uiPriority w:val="0"/>
     <w:pPr>
       <w:pBdr>
